--- a/tools/candidates/remaining-batch-r3-20261018/checkpoint-working/P1/03-akt-vypolnennyh-rabot.docx
+++ b/tools/candidates/remaining-batch-r3-20261018/checkpoint-working/P1/03-akt-vypolnennyh-rabot.docx
@@ -1724,7 +1724,7 @@
           <w:sz w:val="21"/>
           <w:szCs w:val="19"/>
         </w:rPr>
-        <w:t xml:space="preserve">Объёмы сверьте с журналом 06-zhurnal-obemov.xlsx. Отдельные замечания и спорные объёмы перенесите в 07-reestr-zamechaniy.xlsx.</w:t>
+        <w:t xml:space="preserve">Объёмы сверьте с журналом 06A-rabochiy-reestr-obemov.xlsx. Отдельные замечания и спорные объёмы перенесите в 07-reestr-zamechaniy.xlsx.</w:t>
       </w:r>
     </w:p>
     <w:p>
